--- a/#Docker Infra Setup/Docker Infra - Manual de implantação.docx
+++ b/#Docker Infra Setup/Docker Infra - Manual de implantação.docx
@@ -131,7 +131,7 @@
     <w:p>
       <w:r>
         <w:pict w14:anchorId="06BB1ECB">
-          <v:rect id="_x0000_i1103" style="width:0;height:1.5pt" o:hralign="center" o:hrstd="t" o:hr="t" fillcolor="#a0a0a0" stroked="f"/>
+          <v:rect id="_x0000_i1025" style="width:0;height:1.5pt" o:hralign="center" o:hrstd="t" o:hr="t" fillcolor="#a0a0a0" stroked="f"/>
         </w:pict>
       </w:r>
     </w:p>
@@ -250,7 +250,13 @@
     <w:p>
       <w:proofErr w:type="gramStart"/>
       <w:r>
-        <w:t>https://bot.mrteddypizza.com.br  →</w:t>
+        <w:t>https://</w:t>
+      </w:r>
+      <w:r>
+        <w:t>teddy</w:t>
+      </w:r>
+      <w:r>
+        <w:t>bot.mrteddypizza.com.br  →</w:t>
       </w:r>
       <w:proofErr w:type="gramEnd"/>
       <w:r>
@@ -265,7 +271,7 @@
     <w:p>
       <w:r>
         <w:pict w14:anchorId="539914F5">
-          <v:rect id="_x0000_i1104" style="width:0;height:1.5pt" o:hralign="center" o:hrstd="t" o:hr="t" fillcolor="#a0a0a0" stroked="f"/>
+          <v:rect id="_x0000_i1026" style="width:0;height:1.5pt" o:hralign="center" o:hrstd="t" o:hr="t" fillcolor="#a0a0a0" stroked="f"/>
         </w:pict>
       </w:r>
     </w:p>
@@ -458,7 +464,7 @@
     <w:p>
       <w:r>
         <w:pict w14:anchorId="32C5D239">
-          <v:rect id="_x0000_i1105" style="width:0;height:1.5pt" o:hralign="center" o:hrstd="t" o:hr="t" fillcolor="#a0a0a0" stroked="f"/>
+          <v:rect id="_x0000_i1027" style="width:0;height:1.5pt" o:hralign="center" o:hrstd="t" o:hr="t" fillcolor="#a0a0a0" stroked="f"/>
         </w:pict>
       </w:r>
     </w:p>
@@ -654,7 +660,7 @@
     <w:p>
       <w:r>
         <w:pict w14:anchorId="6A1E98AA">
-          <v:rect id="_x0000_i1106" style="width:0;height:1.5pt" o:hralign="center" o:hrstd="t" o:hr="t" fillcolor="#a0a0a0" stroked="f"/>
+          <v:rect id="_x0000_i1028" style="width:0;height:1.5pt" o:hralign="center" o:hrstd="t" o:hr="t" fillcolor="#a0a0a0" stroked="f"/>
         </w:pict>
       </w:r>
     </w:p>
@@ -760,7 +766,7 @@
     <w:p>
       <w:r>
         <w:pict w14:anchorId="32D3A84C">
-          <v:rect id="_x0000_i1107" style="width:0;height:1.5pt" o:hralign="center" o:hrstd="t" o:hr="t" fillcolor="#a0a0a0" stroked="f"/>
+          <v:rect id="_x0000_i1029" style="width:0;height:1.5pt" o:hralign="center" o:hrstd="t" o:hr="t" fillcolor="#a0a0a0" stroked="f"/>
         </w:pict>
       </w:r>
     </w:p>
@@ -1455,7 +1461,7 @@
     <w:p>
       <w:r>
         <w:pict w14:anchorId="7CEC2CB8">
-          <v:rect id="_x0000_i1108" style="width:0;height:1.5pt" o:hralign="center" o:hrstd="t" o:hr="t" fillcolor="#a0a0a0" stroked="f"/>
+          <v:rect id="_x0000_i1030" style="width:0;height:1.5pt" o:hralign="center" o:hrstd="t" o:hr="t" fillcolor="#a0a0a0" stroked="f"/>
         </w:pict>
       </w:r>
     </w:p>
@@ -1667,7 +1673,7 @@
     <w:p>
       <w:r>
         <w:pict w14:anchorId="0B7C8921">
-          <v:rect id="_x0000_i1109" style="width:0;height:1.5pt" o:hralign="center" o:hrstd="t" o:hr="t" fillcolor="#a0a0a0" stroked="f"/>
+          <v:rect id="_x0000_i1031" style="width:0;height:1.5pt" o:hralign="center" o:hrstd="t" o:hr="t" fillcolor="#a0a0a0" stroked="f"/>
         </w:pict>
       </w:r>
     </w:p>
@@ -1823,7 +1829,7 @@
     <w:p>
       <w:r>
         <w:pict w14:anchorId="43A57B40">
-          <v:rect id="_x0000_i1110" style="width:0;height:1.5pt" o:hralign="center" o:hrstd="t" o:hr="t" fillcolor="#a0a0a0" stroked="f"/>
+          <v:rect id="_x0000_i1032" style="width:0;height:1.5pt" o:hralign="center" o:hrstd="t" o:hr="t" fillcolor="#a0a0a0" stroked="f"/>
         </w:pict>
       </w:r>
     </w:p>
@@ -2028,7 +2034,7 @@
     <w:p>
       <w:r>
         <w:pict w14:anchorId="3E760BEF">
-          <v:rect id="_x0000_i1111" style="width:0;height:1.5pt" o:hralign="center" o:hrstd="t" o:hr="t" fillcolor="#a0a0a0" stroked="f"/>
+          <v:rect id="_x0000_i1033" style="width:0;height:1.5pt" o:hralign="center" o:hrstd="t" o:hr="t" fillcolor="#a0a0a0" stroked="f"/>
         </w:pict>
       </w:r>
     </w:p>
@@ -2216,7 +2222,7 @@
     <w:p>
       <w:r>
         <w:pict w14:anchorId="51B4A6D1">
-          <v:rect id="_x0000_i1112" style="width:0;height:1.5pt" o:hralign="center" o:hrstd="t" o:hr="t" fillcolor="#a0a0a0" stroked="f"/>
+          <v:rect id="_x0000_i1034" style="width:0;height:1.5pt" o:hralign="center" o:hrstd="t" o:hr="t" fillcolor="#a0a0a0" stroked="f"/>
         </w:pict>
       </w:r>
     </w:p>
@@ -2352,7 +2358,7 @@
     <w:p>
       <w:r>
         <w:pict w14:anchorId="1A707559">
-          <v:rect id="_x0000_i1113" style="width:0;height:1.5pt" o:hralign="center" o:hrstd="t" o:hr="t" fillcolor="#a0a0a0" stroked="f"/>
+          <v:rect id="_x0000_i1035" style="width:0;height:1.5pt" o:hralign="center" o:hrstd="t" o:hr="t" fillcolor="#a0a0a0" stroked="f"/>
         </w:pict>
       </w:r>
     </w:p>
@@ -2535,7 +2541,7 @@
     <w:p>
       <w:r>
         <w:pict w14:anchorId="67528D81">
-          <v:rect id="_x0000_i1114" style="width:0;height:1.5pt" o:hralign="center" o:hrstd="t" o:hr="t" fillcolor="#a0a0a0" stroked="f"/>
+          <v:rect id="_x0000_i1036" style="width:0;height:1.5pt" o:hralign="center" o:hrstd="t" o:hr="t" fillcolor="#a0a0a0" stroked="f"/>
         </w:pict>
       </w:r>
     </w:p>
@@ -2788,7 +2794,7 @@
     <w:p>
       <w:r>
         <w:pict w14:anchorId="650B7437">
-          <v:rect id="_x0000_i1115" style="width:0;height:1.5pt" o:hralign="center" o:hrstd="t" o:hr="t" fillcolor="#a0a0a0" stroked="f"/>
+          <v:rect id="_x0000_i1037" style="width:0;height:1.5pt" o:hralign="center" o:hrstd="t" o:hr="t" fillcolor="#a0a0a0" stroked="f"/>
         </w:pict>
       </w:r>
     </w:p>
@@ -6021,6 +6027,7 @@
   <w:style w:type="character" w:default="1" w:styleId="Fontepargpadro">
     <w:name w:val="Default Paragraph Font"/>
     <w:uiPriority w:val="1"/>
+    <w:semiHidden/>
     <w:unhideWhenUsed/>
   </w:style>
   <w:style w:type="table" w:default="1" w:styleId="Tabelanormal">
